--- a/public/anexos/05-HardwareSoftware/Documentacion_Hardware_ALMEXA_CORREGIDO2.0.docx
+++ b/public/anexos/05-HardwareSoftware/Documentacion_Hardware_ALMEXA_CORREGIDO2.0.docx
@@ -64,7 +64,7 @@
         <w:spacing w:after="90"/>
       </w:pPr>
       <w:r>
-        <w:t>Este informe documenta el hardware recomendado para las tres actividades principales del proyecto ALMEXA (Documentación, Base de Datos y Desarrollo de Software), diferenciando dos perfiles de usuario en cada una: el Desarrollador, que necesita más potencia porque ejecuta herramientas exigentes de forma simultánea, y el Usuario Normal, que realiza tareas más livianas. Al final se incluye un cuadro comparativo con la mejor opción para cada perfil y situación. Los precios fueron consultados en tiendas colombianas (Falabella y Alkosto) y son referenciales.</w:t>
+        <w:t>Este informe documenta el hardware recomendado para las tres actividades principales del proyecto ALMEXA (Documentación, Base de Datos y Desarrollo de Software), diferenciando dos perfiles de usuario en cada una: el Desarrollador, que necesita más potencia porque ejecuta herramientas exigentes de forma simultánea, y el Usuario Normal, que realiza tareas más livianas. Al final se incluye un cuadro comparativo con la mejor opción para cada perfil y situación. Los precios fueron consultados en tiendas colombianas (Falabella, Alkosto y Prof. Wireless) y son referenciales.</w:t>
       </w:r>
     </w:p>
     <w:p>
@@ -105,7 +105,7 @@
     </w:p>
     <w:tbl>
       <w:tblPr>
-        <w:tblW w:w="9000" w:type="dxa"/>
+        <w:tblW w:w="9351" w:type="dxa"/>
         <w:tblBorders>
           <w:top w:val="single" w:sz="4" w:space="0" w:color="auto"/>
           <w:left w:val="single" w:sz="4" w:space="0" w:color="auto"/>
@@ -126,7 +126,7 @@
         <w:gridCol w:w="5565"/>
         <w:gridCol w:w="919"/>
         <w:gridCol w:w="700"/>
-        <w:gridCol w:w="316"/>
+        <w:gridCol w:w="667"/>
       </w:tblGrid>
       <w:tr>
         <w:trPr>
@@ -207,7 +207,7 @@
         </w:tc>
         <w:tc>
           <w:tcPr>
-            <w:tcW w:w="316" w:type="dxa"/>
+            <w:tcW w:w="667" w:type="dxa"/>
             <w:shd w:val="clear" w:color="auto" w:fill="06283D"/>
           </w:tcPr>
           <w:p>
@@ -286,7 +286,7 @@
         </w:tc>
         <w:tc>
           <w:tcPr>
-            <w:tcW w:w="316" w:type="dxa"/>
+            <w:tcW w:w="667" w:type="dxa"/>
           </w:tcPr>
           <w:p>
             <w:r>
@@ -361,7 +361,7 @@
         </w:tc>
         <w:tc>
           <w:tcPr>
-            <w:tcW w:w="316" w:type="dxa"/>
+            <w:tcW w:w="667" w:type="dxa"/>
           </w:tcPr>
           <w:p>
             <w:r>
@@ -436,7 +436,7 @@
         </w:tc>
         <w:tc>
           <w:tcPr>
-            <w:tcW w:w="316" w:type="dxa"/>
+            <w:tcW w:w="667" w:type="dxa"/>
           </w:tcPr>
           <w:p>
             <w:r>
@@ -465,7 +465,7 @@
     </w:p>
     <w:tbl>
       <w:tblPr>
-        <w:tblW w:w="9000" w:type="dxa"/>
+        <w:tblW w:w="9493" w:type="dxa"/>
         <w:tblBorders>
           <w:top w:val="single" w:sz="4" w:space="0" w:color="auto"/>
           <w:left w:val="single" w:sz="4" w:space="0" w:color="auto"/>
@@ -486,7 +486,7 @@
         <w:gridCol w:w="6129"/>
         <w:gridCol w:w="814"/>
         <w:gridCol w:w="700"/>
-        <w:gridCol w:w="200"/>
+        <w:gridCol w:w="693"/>
       </w:tblGrid>
       <w:tr>
         <w:trPr>
@@ -567,7 +567,7 @@
         </w:tc>
         <w:tc>
           <w:tcPr>
-            <w:tcW w:w="200" w:type="dxa"/>
+            <w:tcW w:w="693" w:type="dxa"/>
             <w:shd w:val="clear" w:color="auto" w:fill="06283D"/>
           </w:tcPr>
           <w:p>
@@ -646,7 +646,7 @@
         </w:tc>
         <w:tc>
           <w:tcPr>
-            <w:tcW w:w="200" w:type="dxa"/>
+            <w:tcW w:w="693" w:type="dxa"/>
           </w:tcPr>
           <w:p>
             <w:r>
@@ -721,7 +721,7 @@
         </w:tc>
         <w:tc>
           <w:tcPr>
-            <w:tcW w:w="200" w:type="dxa"/>
+            <w:tcW w:w="693" w:type="dxa"/>
           </w:tcPr>
           <w:p>
             <w:r>
@@ -796,7 +796,7 @@
         </w:tc>
         <w:tc>
           <w:tcPr>
-            <w:tcW w:w="200" w:type="dxa"/>
+            <w:tcW w:w="693" w:type="dxa"/>
           </w:tcPr>
           <w:p>
             <w:r>
@@ -843,13 +843,12 @@
           <w:bCs/>
           <w:color w:val="06283D"/>
         </w:rPr>
-        <w:lastRenderedPageBreak/>
         <w:t>3.1 Perfil Desarrollador</w:t>
       </w:r>
     </w:p>
     <w:tbl>
       <w:tblPr>
-        <w:tblW w:w="9000" w:type="dxa"/>
+        <w:tblW w:w="9209" w:type="dxa"/>
         <w:tblBorders>
           <w:top w:val="single" w:sz="4" w:space="0" w:color="auto"/>
           <w:left w:val="single" w:sz="4" w:space="0" w:color="auto"/>
@@ -870,7 +869,7 @@
         <w:gridCol w:w="5630"/>
         <w:gridCol w:w="753"/>
         <w:gridCol w:w="912"/>
-        <w:gridCol w:w="476"/>
+        <w:gridCol w:w="685"/>
       </w:tblGrid>
       <w:tr>
         <w:trPr>
@@ -951,7 +950,7 @@
         </w:tc>
         <w:tc>
           <w:tcPr>
-            <w:tcW w:w="476" w:type="dxa"/>
+            <w:tcW w:w="685" w:type="dxa"/>
             <w:shd w:val="clear" w:color="auto" w:fill="06283D"/>
           </w:tcPr>
           <w:p>
@@ -1030,7 +1029,7 @@
         </w:tc>
         <w:tc>
           <w:tcPr>
-            <w:tcW w:w="476" w:type="dxa"/>
+            <w:tcW w:w="685" w:type="dxa"/>
           </w:tcPr>
           <w:p>
             <w:r>
@@ -1057,7 +1056,7 @@
                 <w:sz w:val="18"/>
                 <w:szCs w:val="18"/>
               </w:rPr>
-              <w:t>HP Pavilion 15-eh1021la</w:t>
+              <w:t>HP Pavilion Ryzen 7 5700U (15-eh1021la)</w:t>
             </w:r>
           </w:p>
         </w:tc>
@@ -1105,7 +1104,7 @@
         </w:tc>
         <w:tc>
           <w:tcPr>
-            <w:tcW w:w="476" w:type="dxa"/>
+            <w:tcW w:w="685" w:type="dxa"/>
           </w:tcPr>
           <w:p>
             <w:r>
@@ -1180,7 +1179,7 @@
         </w:tc>
         <w:tc>
           <w:tcPr>
-            <w:tcW w:w="476" w:type="dxa"/>
+            <w:tcW w:w="685" w:type="dxa"/>
           </w:tcPr>
           <w:p>
             <w:r>
@@ -1194,6 +1193,33 @@
         </w:tc>
       </w:tr>
     </w:tbl>
+    <w:p>
+      <w:pPr>
+        <w:spacing w:before="150" w:after="80"/>
+        <w:rPr>
+          <w:b/>
+          <w:bCs/>
+          <w:color w:val="06283D"/>
+        </w:rPr>
+      </w:pPr>
+    </w:p>
+    <w:p>
+      <w:pPr>
+        <w:rPr>
+          <w:b/>
+          <w:bCs/>
+          <w:color w:val="06283D"/>
+        </w:rPr>
+      </w:pPr>
+      <w:r>
+        <w:rPr>
+          <w:b/>
+          <w:bCs/>
+          <w:color w:val="06283D"/>
+        </w:rPr>
+        <w:br w:type="page"/>
+      </w:r>
+    </w:p>
     <w:p>
       <w:pPr>
         <w:spacing w:before="150" w:after="80"/>
@@ -1204,12 +1230,13 @@
           <w:bCs/>
           <w:color w:val="06283D"/>
         </w:rPr>
+        <w:lastRenderedPageBreak/>
         <w:t>3.2 Perfil Usuario Normal</w:t>
       </w:r>
     </w:p>
     <w:tbl>
       <w:tblPr>
-        <w:tblW w:w="9000" w:type="dxa"/>
+        <w:tblW w:w="9493" w:type="dxa"/>
         <w:tblBorders>
           <w:top w:val="single" w:sz="4" w:space="0" w:color="auto"/>
           <w:left w:val="single" w:sz="4" w:space="0" w:color="auto"/>
@@ -1230,7 +1257,7 @@
         <w:gridCol w:w="5942"/>
         <w:gridCol w:w="830"/>
         <w:gridCol w:w="700"/>
-        <w:gridCol w:w="217"/>
+        <w:gridCol w:w="710"/>
       </w:tblGrid>
       <w:tr>
         <w:trPr>
@@ -1311,7 +1338,7 @@
         </w:tc>
         <w:tc>
           <w:tcPr>
-            <w:tcW w:w="217" w:type="dxa"/>
+            <w:tcW w:w="710" w:type="dxa"/>
             <w:shd w:val="clear" w:color="auto" w:fill="06283D"/>
           </w:tcPr>
           <w:p>
@@ -1356,7 +1383,7 @@
                 <w:sz w:val="18"/>
                 <w:szCs w:val="18"/>
               </w:rPr>
-              <w:t>Procesador: Intel Core 5-120U RAM: 16GB Almacenamiento: 512GB SSD Pantalla: 15.6" Full HD táctil Nota: Gráficos Intel Graphics integrada</w:t>
+              <w:t>Procesador: Intel Core 5-120U RAM: 16GB Almacenamiento: 512GB SSD Pantalla: 15.6" Full HD táctil Nota: Gráficos Intel integrados</w:t>
             </w:r>
           </w:p>
         </w:tc>
@@ -1390,7 +1417,7 @@
         </w:tc>
         <w:tc>
           <w:tcPr>
-            <w:tcW w:w="217" w:type="dxa"/>
+            <w:tcW w:w="710" w:type="dxa"/>
           </w:tcPr>
           <w:p>
             <w:r>
@@ -1465,7 +1492,7 @@
         </w:tc>
         <w:tc>
           <w:tcPr>
-            <w:tcW w:w="217" w:type="dxa"/>
+            <w:tcW w:w="710" w:type="dxa"/>
           </w:tcPr>
           <w:p>
             <w:r>
@@ -1540,7 +1567,7 @@
         </w:tc>
         <w:tc>
           <w:tcPr>
-            <w:tcW w:w="217" w:type="dxa"/>
+            <w:tcW w:w="710" w:type="dxa"/>
           </w:tcPr>
           <w:p>
             <w:r>
@@ -2262,7 +2289,6 @@
                 <w:sz w:val="18"/>
                 <w:szCs w:val="18"/>
               </w:rPr>
-              <w:lastRenderedPageBreak/>
               <w:t>HP Pavilion 2 en 1 14" ek1013la</w:t>
             </w:r>
           </w:p>

--- a/public/anexos/05-HardwareSoftware/Documentacion_Hardware_ALMEXA_CORREGIDO2.0.docx
+++ b/public/anexos/05-HardwareSoftware/Documentacion_Hardware_ALMEXA_CORREGIDO2.0.docx
@@ -105,7 +105,7 @@
     </w:p>
     <w:tbl>
       <w:tblPr>
-        <w:tblW w:w="9351" w:type="dxa"/>
+        <w:tblW w:w="9026" w:type="dxa"/>
         <w:tblBorders>
           <w:top w:val="single" w:sz="4" w:space="0" w:color="auto"/>
           <w:left w:val="single" w:sz="4" w:space="0" w:color="auto"/>
@@ -122,11 +122,11 @@
         <w:tblLook w:val="0000" w:firstRow="0" w:lastRow="0" w:firstColumn="0" w:lastColumn="0" w:noHBand="0" w:noVBand="0"/>
       </w:tblPr>
       <w:tblGrid>
-        <w:gridCol w:w="1500"/>
-        <w:gridCol w:w="5565"/>
-        <w:gridCol w:w="919"/>
-        <w:gridCol w:w="700"/>
-        <w:gridCol w:w="667"/>
+        <w:gridCol w:w="1447"/>
+        <w:gridCol w:w="5372"/>
+        <w:gridCol w:w="887"/>
+        <w:gridCol w:w="676"/>
+        <w:gridCol w:w="644"/>
       </w:tblGrid>
       <w:tr>
         <w:trPr>
@@ -135,7 +135,7 @@
         </w:trPr>
         <w:tc>
           <w:tcPr>
-            <w:tcW w:w="1500" w:type="dxa"/>
+            <w:tcW w:w="1447" w:type="dxa"/>
             <w:shd w:val="clear" w:color="auto" w:fill="06283D"/>
           </w:tcPr>
           <w:p>
@@ -153,7 +153,7 @@
         </w:tc>
         <w:tc>
           <w:tcPr>
-            <w:tcW w:w="5565" w:type="dxa"/>
+            <w:tcW w:w="5372" w:type="dxa"/>
             <w:shd w:val="clear" w:color="auto" w:fill="06283D"/>
           </w:tcPr>
           <w:p>
@@ -171,7 +171,7 @@
         </w:tc>
         <w:tc>
           <w:tcPr>
-            <w:tcW w:w="919" w:type="dxa"/>
+            <w:tcW w:w="887" w:type="dxa"/>
             <w:shd w:val="clear" w:color="auto" w:fill="06283D"/>
           </w:tcPr>
           <w:p>
@@ -189,7 +189,7 @@
         </w:tc>
         <w:tc>
           <w:tcPr>
-            <w:tcW w:w="700" w:type="dxa"/>
+            <w:tcW w:w="676" w:type="dxa"/>
             <w:shd w:val="clear" w:color="auto" w:fill="06283D"/>
           </w:tcPr>
           <w:p>
@@ -207,7 +207,7 @@
         </w:tc>
         <w:tc>
           <w:tcPr>
-            <w:tcW w:w="667" w:type="dxa"/>
+            <w:tcW w:w="644" w:type="dxa"/>
             <w:shd w:val="clear" w:color="auto" w:fill="06283D"/>
           </w:tcPr>
           <w:p>
@@ -230,7 +230,7 @@
         </w:trPr>
         <w:tc>
           <w:tcPr>
-            <w:tcW w:w="1500" w:type="dxa"/>
+            <w:tcW w:w="1447" w:type="dxa"/>
           </w:tcPr>
           <w:p>
             <w:r>
@@ -244,7 +244,7 @@
         </w:tc>
         <w:tc>
           <w:tcPr>
-            <w:tcW w:w="5565" w:type="dxa"/>
+            <w:tcW w:w="5372" w:type="dxa"/>
           </w:tcPr>
           <w:p>
             <w:r>
@@ -258,7 +258,7 @@
         </w:tc>
         <w:tc>
           <w:tcPr>
-            <w:tcW w:w="919" w:type="dxa"/>
+            <w:tcW w:w="887" w:type="dxa"/>
           </w:tcPr>
           <w:p>
             <w:r>
@@ -272,7 +272,7 @@
         </w:tc>
         <w:tc>
           <w:tcPr>
-            <w:tcW w:w="700" w:type="dxa"/>
+            <w:tcW w:w="676" w:type="dxa"/>
           </w:tcPr>
           <w:p>
             <w:r>
@@ -286,7 +286,7 @@
         </w:tc>
         <w:tc>
           <w:tcPr>
-            <w:tcW w:w="667" w:type="dxa"/>
+            <w:tcW w:w="644" w:type="dxa"/>
           </w:tcPr>
           <w:p>
             <w:r>
@@ -305,7 +305,7 @@
         </w:trPr>
         <w:tc>
           <w:tcPr>
-            <w:tcW w:w="1500" w:type="dxa"/>
+            <w:tcW w:w="1447" w:type="dxa"/>
           </w:tcPr>
           <w:p>
             <w:r>
@@ -319,7 +319,7 @@
         </w:tc>
         <w:tc>
           <w:tcPr>
-            <w:tcW w:w="5565" w:type="dxa"/>
+            <w:tcW w:w="5372" w:type="dxa"/>
           </w:tcPr>
           <w:p>
             <w:r>
@@ -333,7 +333,7 @@
         </w:tc>
         <w:tc>
           <w:tcPr>
-            <w:tcW w:w="919" w:type="dxa"/>
+            <w:tcW w:w="887" w:type="dxa"/>
           </w:tcPr>
           <w:p>
             <w:r>
@@ -347,7 +347,7 @@
         </w:tc>
         <w:tc>
           <w:tcPr>
-            <w:tcW w:w="700" w:type="dxa"/>
+            <w:tcW w:w="676" w:type="dxa"/>
           </w:tcPr>
           <w:p>
             <w:r>
@@ -361,7 +361,7 @@
         </w:tc>
         <w:tc>
           <w:tcPr>
-            <w:tcW w:w="667" w:type="dxa"/>
+            <w:tcW w:w="644" w:type="dxa"/>
           </w:tcPr>
           <w:p>
             <w:r>
@@ -380,7 +380,7 @@
         </w:trPr>
         <w:tc>
           <w:tcPr>
-            <w:tcW w:w="1500" w:type="dxa"/>
+            <w:tcW w:w="1447" w:type="dxa"/>
           </w:tcPr>
           <w:p>
             <w:r>
@@ -394,7 +394,7 @@
         </w:tc>
         <w:tc>
           <w:tcPr>
-            <w:tcW w:w="5565" w:type="dxa"/>
+            <w:tcW w:w="5372" w:type="dxa"/>
           </w:tcPr>
           <w:p>
             <w:r>
@@ -408,7 +408,7 @@
         </w:tc>
         <w:tc>
           <w:tcPr>
-            <w:tcW w:w="919" w:type="dxa"/>
+            <w:tcW w:w="887" w:type="dxa"/>
           </w:tcPr>
           <w:p>
             <w:r>
@@ -422,7 +422,7 @@
         </w:tc>
         <w:tc>
           <w:tcPr>
-            <w:tcW w:w="700" w:type="dxa"/>
+            <w:tcW w:w="676" w:type="dxa"/>
           </w:tcPr>
           <w:p>
             <w:r>
@@ -436,7 +436,7 @@
         </w:tc>
         <w:tc>
           <w:tcPr>
-            <w:tcW w:w="667" w:type="dxa"/>
+            <w:tcW w:w="644" w:type="dxa"/>
           </w:tcPr>
           <w:p>
             <w:r>
@@ -465,7 +465,7 @@
     </w:p>
     <w:tbl>
       <w:tblPr>
-        <w:tblW w:w="9493" w:type="dxa"/>
+        <w:tblW w:w="9026" w:type="dxa"/>
         <w:tblBorders>
           <w:top w:val="single" w:sz="4" w:space="0" w:color="auto"/>
           <w:left w:val="single" w:sz="4" w:space="0" w:color="auto"/>
@@ -482,11 +482,11 @@
         <w:tblLook w:val="0000" w:firstRow="0" w:lastRow="0" w:firstColumn="0" w:lastColumn="0" w:noHBand="0" w:noVBand="0"/>
       </w:tblPr>
       <w:tblGrid>
-        <w:gridCol w:w="1157"/>
-        <w:gridCol w:w="6129"/>
-        <w:gridCol w:w="814"/>
-        <w:gridCol w:w="700"/>
-        <w:gridCol w:w="693"/>
+        <w:gridCol w:w="1100"/>
+        <w:gridCol w:w="5827"/>
+        <w:gridCol w:w="774"/>
+        <w:gridCol w:w="666"/>
+        <w:gridCol w:w="659"/>
       </w:tblGrid>
       <w:tr>
         <w:trPr>
@@ -495,7 +495,7 @@
         </w:trPr>
         <w:tc>
           <w:tcPr>
-            <w:tcW w:w="1157" w:type="dxa"/>
+            <w:tcW w:w="1100" w:type="dxa"/>
             <w:shd w:val="clear" w:color="auto" w:fill="06283D"/>
           </w:tcPr>
           <w:p>
@@ -513,7 +513,7 @@
         </w:tc>
         <w:tc>
           <w:tcPr>
-            <w:tcW w:w="6129" w:type="dxa"/>
+            <w:tcW w:w="5827" w:type="dxa"/>
             <w:shd w:val="clear" w:color="auto" w:fill="06283D"/>
           </w:tcPr>
           <w:p>
@@ -531,7 +531,7 @@
         </w:tc>
         <w:tc>
           <w:tcPr>
-            <w:tcW w:w="814" w:type="dxa"/>
+            <w:tcW w:w="774" w:type="dxa"/>
             <w:shd w:val="clear" w:color="auto" w:fill="06283D"/>
           </w:tcPr>
           <w:p>
@@ -549,7 +549,7 @@
         </w:tc>
         <w:tc>
           <w:tcPr>
-            <w:tcW w:w="700" w:type="dxa"/>
+            <w:tcW w:w="666" w:type="dxa"/>
             <w:shd w:val="clear" w:color="auto" w:fill="06283D"/>
           </w:tcPr>
           <w:p>
@@ -567,7 +567,7 @@
         </w:tc>
         <w:tc>
           <w:tcPr>
-            <w:tcW w:w="693" w:type="dxa"/>
+            <w:tcW w:w="659" w:type="dxa"/>
             <w:shd w:val="clear" w:color="auto" w:fill="06283D"/>
           </w:tcPr>
           <w:p>
@@ -590,7 +590,7 @@
         </w:trPr>
         <w:tc>
           <w:tcPr>
-            <w:tcW w:w="1157" w:type="dxa"/>
+            <w:tcW w:w="1100" w:type="dxa"/>
           </w:tcPr>
           <w:p>
             <w:r>
@@ -604,7 +604,7 @@
         </w:tc>
         <w:tc>
           <w:tcPr>
-            <w:tcW w:w="6129" w:type="dxa"/>
+            <w:tcW w:w="5827" w:type="dxa"/>
           </w:tcPr>
           <w:p>
             <w:r>
@@ -618,7 +618,7 @@
         </w:tc>
         <w:tc>
           <w:tcPr>
-            <w:tcW w:w="814" w:type="dxa"/>
+            <w:tcW w:w="774" w:type="dxa"/>
           </w:tcPr>
           <w:p>
             <w:r>
@@ -632,7 +632,7 @@
         </w:tc>
         <w:tc>
           <w:tcPr>
-            <w:tcW w:w="700" w:type="dxa"/>
+            <w:tcW w:w="666" w:type="dxa"/>
           </w:tcPr>
           <w:p>
             <w:r>
@@ -646,7 +646,7 @@
         </w:tc>
         <w:tc>
           <w:tcPr>
-            <w:tcW w:w="693" w:type="dxa"/>
+            <w:tcW w:w="659" w:type="dxa"/>
           </w:tcPr>
           <w:p>
             <w:r>
@@ -665,7 +665,7 @@
         </w:trPr>
         <w:tc>
           <w:tcPr>
-            <w:tcW w:w="1157" w:type="dxa"/>
+            <w:tcW w:w="1100" w:type="dxa"/>
           </w:tcPr>
           <w:p>
             <w:r>
@@ -679,7 +679,7 @@
         </w:tc>
         <w:tc>
           <w:tcPr>
-            <w:tcW w:w="6129" w:type="dxa"/>
+            <w:tcW w:w="5827" w:type="dxa"/>
           </w:tcPr>
           <w:p>
             <w:r>
@@ -693,7 +693,7 @@
         </w:tc>
         <w:tc>
           <w:tcPr>
-            <w:tcW w:w="814" w:type="dxa"/>
+            <w:tcW w:w="774" w:type="dxa"/>
           </w:tcPr>
           <w:p>
             <w:r>
@@ -707,7 +707,7 @@
         </w:tc>
         <w:tc>
           <w:tcPr>
-            <w:tcW w:w="700" w:type="dxa"/>
+            <w:tcW w:w="666" w:type="dxa"/>
           </w:tcPr>
           <w:p>
             <w:r>
@@ -721,7 +721,7 @@
         </w:tc>
         <w:tc>
           <w:tcPr>
-            <w:tcW w:w="693" w:type="dxa"/>
+            <w:tcW w:w="659" w:type="dxa"/>
           </w:tcPr>
           <w:p>
             <w:r>
@@ -740,7 +740,7 @@
         </w:trPr>
         <w:tc>
           <w:tcPr>
-            <w:tcW w:w="1157" w:type="dxa"/>
+            <w:tcW w:w="1100" w:type="dxa"/>
           </w:tcPr>
           <w:p>
             <w:r>
@@ -754,7 +754,7 @@
         </w:tc>
         <w:tc>
           <w:tcPr>
-            <w:tcW w:w="6129" w:type="dxa"/>
+            <w:tcW w:w="5827" w:type="dxa"/>
           </w:tcPr>
           <w:p>
             <w:r>
@@ -768,7 +768,7 @@
         </w:tc>
         <w:tc>
           <w:tcPr>
-            <w:tcW w:w="814" w:type="dxa"/>
+            <w:tcW w:w="774" w:type="dxa"/>
           </w:tcPr>
           <w:p>
             <w:r>
@@ -782,7 +782,7 @@
         </w:tc>
         <w:tc>
           <w:tcPr>
-            <w:tcW w:w="700" w:type="dxa"/>
+            <w:tcW w:w="666" w:type="dxa"/>
           </w:tcPr>
           <w:p>
             <w:r>
@@ -796,7 +796,7 @@
         </w:tc>
         <w:tc>
           <w:tcPr>
-            <w:tcW w:w="693" w:type="dxa"/>
+            <w:tcW w:w="659" w:type="dxa"/>
           </w:tcPr>
           <w:p>
             <w:r>
@@ -848,7 +848,7 @@
     </w:p>
     <w:tbl>
       <w:tblPr>
-        <w:tblW w:w="9209" w:type="dxa"/>
+        <w:tblW w:w="9026" w:type="dxa"/>
         <w:tblBorders>
           <w:top w:val="single" w:sz="4" w:space="0" w:color="auto"/>
           <w:left w:val="single" w:sz="4" w:space="0" w:color="auto"/>
@@ -865,11 +865,11 @@
         <w:tblLook w:val="0000" w:firstRow="0" w:lastRow="0" w:firstColumn="0" w:lastColumn="0" w:noHBand="0" w:noVBand="0"/>
       </w:tblPr>
       <w:tblGrid>
-        <w:gridCol w:w="1229"/>
-        <w:gridCol w:w="5630"/>
-        <w:gridCol w:w="753"/>
-        <w:gridCol w:w="912"/>
-        <w:gridCol w:w="685"/>
+        <w:gridCol w:w="1205"/>
+        <w:gridCol w:w="5518"/>
+        <w:gridCol w:w="738"/>
+        <w:gridCol w:w="894"/>
+        <w:gridCol w:w="671"/>
       </w:tblGrid>
       <w:tr>
         <w:trPr>
@@ -878,7 +878,7 @@
         </w:trPr>
         <w:tc>
           <w:tcPr>
-            <w:tcW w:w="1229" w:type="dxa"/>
+            <w:tcW w:w="1205" w:type="dxa"/>
             <w:shd w:val="clear" w:color="auto" w:fill="06283D"/>
           </w:tcPr>
           <w:p>
@@ -896,7 +896,7 @@
         </w:tc>
         <w:tc>
           <w:tcPr>
-            <w:tcW w:w="5630" w:type="dxa"/>
+            <w:tcW w:w="5518" w:type="dxa"/>
             <w:shd w:val="clear" w:color="auto" w:fill="06283D"/>
           </w:tcPr>
           <w:p>
@@ -914,7 +914,7 @@
         </w:tc>
         <w:tc>
           <w:tcPr>
-            <w:tcW w:w="753" w:type="dxa"/>
+            <w:tcW w:w="738" w:type="dxa"/>
             <w:shd w:val="clear" w:color="auto" w:fill="06283D"/>
           </w:tcPr>
           <w:p>
@@ -932,7 +932,7 @@
         </w:tc>
         <w:tc>
           <w:tcPr>
-            <w:tcW w:w="912" w:type="dxa"/>
+            <w:tcW w:w="894" w:type="dxa"/>
             <w:shd w:val="clear" w:color="auto" w:fill="06283D"/>
           </w:tcPr>
           <w:p>
@@ -950,7 +950,7 @@
         </w:tc>
         <w:tc>
           <w:tcPr>
-            <w:tcW w:w="685" w:type="dxa"/>
+            <w:tcW w:w="671" w:type="dxa"/>
             <w:shd w:val="clear" w:color="auto" w:fill="06283D"/>
           </w:tcPr>
           <w:p>
@@ -973,7 +973,7 @@
         </w:trPr>
         <w:tc>
           <w:tcPr>
-            <w:tcW w:w="1229" w:type="dxa"/>
+            <w:tcW w:w="1205" w:type="dxa"/>
           </w:tcPr>
           <w:p>
             <w:r>
@@ -987,7 +987,7 @@
         </w:tc>
         <w:tc>
           <w:tcPr>
-            <w:tcW w:w="5630" w:type="dxa"/>
+            <w:tcW w:w="5518" w:type="dxa"/>
           </w:tcPr>
           <w:p>
             <w:r>
@@ -1001,7 +1001,7 @@
         </w:tc>
         <w:tc>
           <w:tcPr>
-            <w:tcW w:w="753" w:type="dxa"/>
+            <w:tcW w:w="738" w:type="dxa"/>
           </w:tcPr>
           <w:p>
             <w:r>
@@ -1015,7 +1015,7 @@
         </w:tc>
         <w:tc>
           <w:tcPr>
-            <w:tcW w:w="912" w:type="dxa"/>
+            <w:tcW w:w="894" w:type="dxa"/>
           </w:tcPr>
           <w:p>
             <w:r>
@@ -1029,7 +1029,7 @@
         </w:tc>
         <w:tc>
           <w:tcPr>
-            <w:tcW w:w="685" w:type="dxa"/>
+            <w:tcW w:w="671" w:type="dxa"/>
           </w:tcPr>
           <w:p>
             <w:r>
@@ -1048,7 +1048,7 @@
         </w:trPr>
         <w:tc>
           <w:tcPr>
-            <w:tcW w:w="1229" w:type="dxa"/>
+            <w:tcW w:w="1205" w:type="dxa"/>
           </w:tcPr>
           <w:p>
             <w:r>
@@ -1062,7 +1062,7 @@
         </w:tc>
         <w:tc>
           <w:tcPr>
-            <w:tcW w:w="5630" w:type="dxa"/>
+            <w:tcW w:w="5518" w:type="dxa"/>
           </w:tcPr>
           <w:p>
             <w:r>
@@ -1076,7 +1076,7 @@
         </w:tc>
         <w:tc>
           <w:tcPr>
-            <w:tcW w:w="753" w:type="dxa"/>
+            <w:tcW w:w="738" w:type="dxa"/>
           </w:tcPr>
           <w:p>
             <w:r>
@@ -1090,7 +1090,7 @@
         </w:tc>
         <w:tc>
           <w:tcPr>
-            <w:tcW w:w="912" w:type="dxa"/>
+            <w:tcW w:w="894" w:type="dxa"/>
           </w:tcPr>
           <w:p>
             <w:r>
@@ -1104,7 +1104,7 @@
         </w:tc>
         <w:tc>
           <w:tcPr>
-            <w:tcW w:w="685" w:type="dxa"/>
+            <w:tcW w:w="671" w:type="dxa"/>
           </w:tcPr>
           <w:p>
             <w:r>
@@ -1123,7 +1123,7 @@
         </w:trPr>
         <w:tc>
           <w:tcPr>
-            <w:tcW w:w="1229" w:type="dxa"/>
+            <w:tcW w:w="1205" w:type="dxa"/>
           </w:tcPr>
           <w:p>
             <w:r>
@@ -1137,7 +1137,7 @@
         </w:tc>
         <w:tc>
           <w:tcPr>
-            <w:tcW w:w="5630" w:type="dxa"/>
+            <w:tcW w:w="5518" w:type="dxa"/>
           </w:tcPr>
           <w:p>
             <w:r>
@@ -1151,7 +1151,7 @@
         </w:tc>
         <w:tc>
           <w:tcPr>
-            <w:tcW w:w="753" w:type="dxa"/>
+            <w:tcW w:w="738" w:type="dxa"/>
           </w:tcPr>
           <w:p>
             <w:r>
@@ -1165,7 +1165,7 @@
         </w:tc>
         <w:tc>
           <w:tcPr>
-            <w:tcW w:w="912" w:type="dxa"/>
+            <w:tcW w:w="894" w:type="dxa"/>
           </w:tcPr>
           <w:p>
             <w:r>
@@ -1179,7 +1179,7 @@
         </w:tc>
         <w:tc>
           <w:tcPr>
-            <w:tcW w:w="685" w:type="dxa"/>
+            <w:tcW w:w="671" w:type="dxa"/>
           </w:tcPr>
           <w:p>
             <w:r>
@@ -1236,7 +1236,7 @@
     </w:p>
     <w:tbl>
       <w:tblPr>
-        <w:tblW w:w="9493" w:type="dxa"/>
+        <w:tblW w:w="9026" w:type="dxa"/>
         <w:tblBorders>
           <w:top w:val="single" w:sz="4" w:space="0" w:color="auto"/>
           <w:left w:val="single" w:sz="4" w:space="0" w:color="auto"/>
@@ -1253,11 +1253,11 @@
         <w:tblLook w:val="0000" w:firstRow="0" w:lastRow="0" w:firstColumn="0" w:lastColumn="0" w:noHBand="0" w:noVBand="0"/>
       </w:tblPr>
       <w:tblGrid>
-        <w:gridCol w:w="1311"/>
-        <w:gridCol w:w="5942"/>
-        <w:gridCol w:w="830"/>
-        <w:gridCol w:w="700"/>
-        <w:gridCol w:w="710"/>
+        <w:gridCol w:w="1246"/>
+        <w:gridCol w:w="5650"/>
+        <w:gridCol w:w="789"/>
+        <w:gridCol w:w="666"/>
+        <w:gridCol w:w="675"/>
       </w:tblGrid>
       <w:tr>
         <w:trPr>
@@ -1266,7 +1266,7 @@
         </w:trPr>
         <w:tc>
           <w:tcPr>
-            <w:tcW w:w="1311" w:type="dxa"/>
+            <w:tcW w:w="1246" w:type="dxa"/>
             <w:shd w:val="clear" w:color="auto" w:fill="06283D"/>
           </w:tcPr>
           <w:p>
@@ -1284,7 +1284,7 @@
         </w:tc>
         <w:tc>
           <w:tcPr>
-            <w:tcW w:w="5942" w:type="dxa"/>
+            <w:tcW w:w="5650" w:type="dxa"/>
             <w:shd w:val="clear" w:color="auto" w:fill="06283D"/>
           </w:tcPr>
           <w:p>
@@ -1302,7 +1302,7 @@
         </w:tc>
         <w:tc>
           <w:tcPr>
-            <w:tcW w:w="830" w:type="dxa"/>
+            <w:tcW w:w="789" w:type="dxa"/>
             <w:shd w:val="clear" w:color="auto" w:fill="06283D"/>
           </w:tcPr>
           <w:p>
@@ -1320,7 +1320,7 @@
         </w:tc>
         <w:tc>
           <w:tcPr>
-            <w:tcW w:w="700" w:type="dxa"/>
+            <w:tcW w:w="666" w:type="dxa"/>
             <w:shd w:val="clear" w:color="auto" w:fill="06283D"/>
           </w:tcPr>
           <w:p>
@@ -1338,7 +1338,7 @@
         </w:tc>
         <w:tc>
           <w:tcPr>
-            <w:tcW w:w="710" w:type="dxa"/>
+            <w:tcW w:w="675" w:type="dxa"/>
             <w:shd w:val="clear" w:color="auto" w:fill="06283D"/>
           </w:tcPr>
           <w:p>
@@ -1361,7 +1361,7 @@
         </w:trPr>
         <w:tc>
           <w:tcPr>
-            <w:tcW w:w="1311" w:type="dxa"/>
+            <w:tcW w:w="1246" w:type="dxa"/>
           </w:tcPr>
           <w:p>
             <w:r>
@@ -1375,7 +1375,7 @@
         </w:tc>
         <w:tc>
           <w:tcPr>
-            <w:tcW w:w="5942" w:type="dxa"/>
+            <w:tcW w:w="5650" w:type="dxa"/>
           </w:tcPr>
           <w:p>
             <w:r>
@@ -1389,7 +1389,7 @@
         </w:tc>
         <w:tc>
           <w:tcPr>
-            <w:tcW w:w="830" w:type="dxa"/>
+            <w:tcW w:w="789" w:type="dxa"/>
           </w:tcPr>
           <w:p>
             <w:r>
@@ -1403,7 +1403,7 @@
         </w:tc>
         <w:tc>
           <w:tcPr>
-            <w:tcW w:w="700" w:type="dxa"/>
+            <w:tcW w:w="666" w:type="dxa"/>
           </w:tcPr>
           <w:p>
             <w:r>
@@ -1417,7 +1417,7 @@
         </w:tc>
         <w:tc>
           <w:tcPr>
-            <w:tcW w:w="710" w:type="dxa"/>
+            <w:tcW w:w="675" w:type="dxa"/>
           </w:tcPr>
           <w:p>
             <w:r>
@@ -1436,7 +1436,7 @@
         </w:trPr>
         <w:tc>
           <w:tcPr>
-            <w:tcW w:w="1311" w:type="dxa"/>
+            <w:tcW w:w="1246" w:type="dxa"/>
           </w:tcPr>
           <w:p>
             <w:r>
@@ -1450,7 +1450,7 @@
         </w:tc>
         <w:tc>
           <w:tcPr>
-            <w:tcW w:w="5942" w:type="dxa"/>
+            <w:tcW w:w="5650" w:type="dxa"/>
           </w:tcPr>
           <w:p>
             <w:r>
@@ -1464,7 +1464,7 @@
         </w:tc>
         <w:tc>
           <w:tcPr>
-            <w:tcW w:w="830" w:type="dxa"/>
+            <w:tcW w:w="789" w:type="dxa"/>
           </w:tcPr>
           <w:p>
             <w:r>
@@ -1478,7 +1478,7 @@
         </w:tc>
         <w:tc>
           <w:tcPr>
-            <w:tcW w:w="700" w:type="dxa"/>
+            <w:tcW w:w="666" w:type="dxa"/>
           </w:tcPr>
           <w:p>
             <w:r>
@@ -1492,7 +1492,7 @@
         </w:tc>
         <w:tc>
           <w:tcPr>
-            <w:tcW w:w="710" w:type="dxa"/>
+            <w:tcW w:w="675" w:type="dxa"/>
           </w:tcPr>
           <w:p>
             <w:r>
@@ -1511,7 +1511,7 @@
         </w:trPr>
         <w:tc>
           <w:tcPr>
-            <w:tcW w:w="1311" w:type="dxa"/>
+            <w:tcW w:w="1246" w:type="dxa"/>
           </w:tcPr>
           <w:p>
             <w:r>
@@ -1525,7 +1525,7 @@
         </w:tc>
         <w:tc>
           <w:tcPr>
-            <w:tcW w:w="5942" w:type="dxa"/>
+            <w:tcW w:w="5650" w:type="dxa"/>
           </w:tcPr>
           <w:p>
             <w:r>
@@ -1539,7 +1539,7 @@
         </w:tc>
         <w:tc>
           <w:tcPr>
-            <w:tcW w:w="830" w:type="dxa"/>
+            <w:tcW w:w="789" w:type="dxa"/>
           </w:tcPr>
           <w:p>
             <w:r>
@@ -1553,7 +1553,7 @@
         </w:tc>
         <w:tc>
           <w:tcPr>
-            <w:tcW w:w="700" w:type="dxa"/>
+            <w:tcW w:w="666" w:type="dxa"/>
           </w:tcPr>
           <w:p>
             <w:r>
@@ -1567,7 +1567,7 @@
         </w:tc>
         <w:tc>
           <w:tcPr>
-            <w:tcW w:w="710" w:type="dxa"/>
+            <w:tcW w:w="675" w:type="dxa"/>
           </w:tcPr>
           <w:p>
             <w:r>
@@ -2949,6 +2949,11 @@
       <w:pPr>
         <w:spacing w:after="90"/>
       </w:pPr>
+    </w:p>
+    <w:p>
+      <w:r>
+        <w:t>Nota: los equipos contemplados en el presupuesto del proyecto son los HP Pavilion definidos en el Informe Técnico (Tabla 7): 2 × HP Pavilion Ryzen 7 5700U (16 GB, $2.299.000 c/u) y 1 × HP Pavilion Ryzen 7 7730U (24 GB, $2.799.000), para un subtotal de $7.397.000; el resto de equipos de este documento son alternativas comparativas consultadas en tiendas colombianas. Los precios se anotan como referencia («Consultar en tienda») porque varían según la región y la fecha, conforme al cuadro comparativo.</w:t>
+      </w:r>
     </w:p>
     <w:sectPr>
       <w:pgSz w:w="11906" w:h="16838"/>
